--- a/HO_SO_DU_THI_KHKT_SO_GDDT/BAO_CAO_THUC_HIEN_DU_AN_KHKT.docx
+++ b/HO_SO_DU_THI_KHKT_SO_GDDT/BAO_CAO_THUC_HIEN_DU_AN_KHKT.docx
@@ -81,9 +81,9 @@
         </w:rPr>
         <w:t>XÂY DỰNG HỆ THỐNG GIA SƯ AI THÍCH ỨNG (ADAPTIVE LEARNING)</w:t>
         <w:br/>
-        <w:t>VÀ ĐO LƯỜNG NĂNG LỰC HỌC TIẾNG ANH THEO MÔ HÌNH TOÁN HỌC IRT 2PL</w:t>
+        <w:t>VÀ HỖ TRỢ LUYỆN THI TIẾNG ANH THÔNG MINH</w:t>
         <w:br/>
-        <w:t>KẾT HỢP THUẬT TOÁN TỐI ƯU TRÍ NHỚ SUPERMEMO-2</w:t>
+        <w:t>KẾT HỢP CÔNG NGHỆ CHẤM PHÁT ÂM VÀ GHI NHỚ DÀI HẠN</w:t>
       </w:r>
     </w:p>
     <w:p>
@@ -194,7 +194,7 @@
           <w:color w:val="000000"/>
           <w:sz w:val="28"/>
         </w:rPr>
-        <w:t>Dự án tiên phong tích hợp đồng thời ba công nghệ then chốt vào một nền tảng học tiếng Anh trực tuyến: (1) Mô hình Toán học đo lường giáo dục 2PL Item Response Theory (IRT) tự động tăng giảm độ khó câu hỏi theo năng lực thực tế sau từng câu trả lời; (2) Thuật toán lặp lại ngắt quãng SuperMemo-2 (SM-2) cá nhân hóa lịch ôn từ vựng theo đường cong quên Ebbinghaus; (3) Hệ thống AI đa tầng (Azure Speech SDK, Gemini AI, Groq Llama-3/Whisper) nhận diện sóng âm chấm điểm phát âm 44 âm quốc tế IPA và đối thoại gợi mở Socrates 1:1. Điểm bứt phá là hệ thống có cơ chế tự vận hành độc lập (Offline Fallback 100%) khi mất kết nối mạng.</w:t>
+        <w:t>Dự án tiên phong tích hợp đồng thời ba công nghệ hiện đại vào một nền tảng học tiếng Anh trực tuyến: (1) Cơ chế kiểm tra thích ứng thông minh tự động tăng/giảm độ khó bài tập theo sức học thực tế sau từng câu trả lời; (2) Phương pháp lặp lại ngắt quãng (Spaced Repetition) cá nhân hóa lịch nhắc ôn từ vựng theo mức độ ghi nhớ; (3) Hệ thống AI nhận diện giọng nói bóc tách chi tiết từng âm chuẩn quốc tế IPA và gia sư Socrates gợi mở 1:1. Đặc biệt, hệ thống có khả năng tự vận hành độc lập (Offline Fallback) khi mất kết nối internet với kho hơn 285 câu hỏi có sẵn.</w:t>
       </w:r>
     </w:p>
     <w:p>
@@ -220,7 +220,7 @@
           <w:color w:val="000000"/>
           <w:sz w:val="28"/>
         </w:rPr>
-        <w:t>Nghiên cứu được xây dựng trên cơ sở lý thuyết toán học đo lường hiện đại (Modern Psychometrics) và khoa học nhận thức não bộ. Quá trình kiểm chứng thực nghiệm được thực hiện trên mẫu 120 học sinh THPT trong 8 tuần theo thiết kế nhóm đối chứng - nhóm thực nghiệm (Pre-test vs Post-test). Toàn bộ số liệu được kiểm định thống kê chuẩn bằng paired t-test và chỉ số kích thước hiệu ứng Cohen's d, đảm bảo độ tin cậy và tính khách quan tuyệt đối.</w:t>
+        <w:t>Nghiên cứu được thiết kế bài bản theo quy trình khoa học giáo dục. Quá trình kiểm chứng thực nghiệm được thực hiện trên 120 học sinh THPT trong 8 tuần theo mô hình đối chứng (Nhóm học truyền thống so với Nhóm học cùng Gia sư AI). Toàn bộ kết quả điểm số trước và sau thực nghiệm được thống kê, so sánh khách quan, chứng minh tính hiệu quả vượt trội của giải pháp.</w:t>
       </w:r>
     </w:p>
     <w:p>
@@ -246,7 +246,7 @@
           <w:color w:val="000000"/>
           <w:sz w:val="28"/>
         </w:rPr>
-        <w:t>Hệ thống bám sát 100% chương trình Giáo dục phổ thông 2018 (SGK Global Success Lớp 6-12) và cấu trúc đề thi Đổi mới 2025 của Bộ GD&amp;ĐT. Ứng dụng chạy mượt mà trên mọi thiết bị (máy tính, điện thoại, máy tính bảng) qua giao thức web PWA tiêu chuẩn, đạt điểm hiệu năng PageSpeed 100/100 tuyệt đối, giúp học sinh luyện thi mọi lúc, mọi nơi mà không tốn chi phí học thêm đắt đỏ.</w:t>
+        <w:t>Hệ thống bám sát 100% chương trình Giáo dục phổ thông 2018 (SGK Tiếng Anh mới Lớp 6-12) và định dạng đề thi Đổi mới của Bộ GD&amp;ĐT. Ứng dụng chạy mượt mà trên mọi thiết bị (điện thoại, máy tính, máy tính bảng), tốc độ tải trang nhanh tuyệt đối, giúp học sinh luyện thi mọi lúc mọi nơi mà không tốn chi phí học thêm đắt đỏ.</w:t>
       </w:r>
     </w:p>
     <w:p>
@@ -272,7 +272,7 @@
           <w:color w:val="000000"/>
           <w:sz w:val="28"/>
         </w:rPr>
-        <w:t>Dự án giải quyết triệt để sự mất cân bằng về cơ hội tiếp cận giáo dục chất lượng cao giữa học sinh vùng thuận lợi và học sinh vùng khó khăn, nông thôn. Nền tảng được triển khai miễn phí, hỗ trợ học sinh yếu kém vượt qua rào cản sợ tiếng Anh nhờ phương pháp gợi mở từng bước, không tạo áp lực điểm số.</w:t>
+        <w:t>Dự án mang lại cơ hội tiếp cận công nghệ học tập thông minh hoàn toàn miễn phí cho tất cả học sinh, đặc biệt là học sinh ở vùng nông thôn và học sinh có hoàn cảnh khó khăn. Phương pháp gia sư gợi mở giúp học sinh yếu kém vượt qua tâm lý tự ti, tự tin phát âm và yêu thích môn Tiếng Anh hơn.</w:t>
       </w:r>
     </w:p>
     <w:p>
@@ -437,7 +437,7 @@
           <w:color w:val="000000"/>
           <w:sz w:val="28"/>
         </w:rPr>
-        <w:t>- Xây dựng nền tảng học tập thích ứng (Adaptive Learning Platform) tự động cá nhân hóa độ khó bài thi theo năng lực thực tế của từng học sinh.</w:t>
+        <w:t>- Xây dựng nền tảng học tập thích ứng (Adaptive Learning Platform) tự động điều chỉnh độ khó bài kiểm tra theo đúng sức học thực tế của từng học sinh.</w:t>
       </w:r>
     </w:p>
     <w:p>
@@ -453,7 +453,7 @@
           <w:color w:val="000000"/>
           <w:sz w:val="28"/>
         </w:rPr>
-        <w:t>- Ứng dụng mô hình toán học 2PL IRT để chẩn đoán chính xác năng lực học tập theta (θ) và nhận diện lỗ hổng kiến thức ngữ pháp - từ vựng.</w:t>
+        <w:t>- Ứng dụng công nghệ chẩn đoán năng lực học tập thông minh để phát hiện chính xác lỗ hổng kiến thức ngữ pháp và từ vựng của học sinh.</w:t>
       </w:r>
     </w:p>
     <w:p>
@@ -501,7 +501,7 @@
           <w:color w:val="000000"/>
           <w:sz w:val="28"/>
         </w:rPr>
-        <w:t>• Câu hỏi 1: Việc áp dụng thuật toán thích ứng 2PL IRT có giúp rút ngắn thời gian làm bài nhưng vẫn đánh giá chính xác năng lực thực tế của học sinh so với phương pháp thi truyền thống không?</w:t>
+        <w:t>• Câu hỏi 1: Việc áp dụng phương pháp kiểm tra thích ứng thông minh có giúp rút ngắn thời gian làm bài nhưng vẫn đánh giá chính xác năng lực thực tế của học sinh so với đề thi truyền thống không?</w:t>
       </w:r>
     </w:p>
     <w:p>
@@ -517,7 +517,7 @@
           <w:color w:val="000000"/>
           <w:sz w:val="28"/>
         </w:rPr>
-        <w:t>• Câu hỏi 2: Thuật toán Spaced Repetition SuperMemo-2 kết hợp Radar âm thanh IPA có làm tăng đáng kể tỉ lệ ghi nhớ từ vựng dài hạn và cải thiện độ chuẩn xác phát âm của học sinh không?</w:t>
+        <w:t>• Câu hỏi 2: Phương pháp ôn tập ngắt quãng thông minh (Spaced Repetition) kết hợp Radar âm thanh IPA có làm tăng đáng kể tỉ lệ nhớ từ vựng và cải thiện phát âm chuẩn của học sinh không?</w:t>
       </w:r>
     </w:p>
     <w:p>
@@ -549,7 +549,7 @@
           <w:color w:val="000000"/>
           <w:sz w:val="27"/>
         </w:rPr>
-        <w:t>3. Giả thuyết khoa học (Scientific Hypotheses):</w:t>
+        <w:t>3. GiẢ THUYẾT KHOA HỌC (Scientific Hypotheses):</w:t>
       </w:r>
     </w:p>
     <w:p>
@@ -565,7 +565,7 @@
           <w:color w:val="000000"/>
           <w:sz w:val="28"/>
         </w:rPr>
-        <w:t>• Giả thuyết H1: Học sinh học tập và ôn luyện trên Hệ thống gia sư AI thích ứng sẽ đạt điểm thi Post-test cao hơn có ý nghĩa thống kê (p &lt; 0.05, Cohen's d &gt; 0.8) so với nhóm học sinh tự học theo phương pháp truyền thống.</w:t>
+        <w:t>• Giả thuyết H1: Học sinh học tập và ôn luyện trên Hệ thống gia sư AI thích ứng sẽ đạt kết quả bài thi sau thực nghiệm (Post-test) cao hơn rõ rệt so với nhóm học sinh tự học theo phương pháp truyền thống.</w:t>
       </w:r>
     </w:p>
     <w:p>
@@ -581,7 +581,7 @@
           <w:color w:val="000000"/>
           <w:sz w:val="28"/>
         </w:rPr>
-        <w:t>• Giả thuyết H2: Thời gian làm bài đánh giá năng lực của học sinh trên hệ thống IRT thích ứng giảm ít nhất 30% trong khi sai số chuẩn ước lượng (SE) vẫn đảm bảo dưới 0.35.</w:t>
+        <w:t>• Giả thuyết H2: Thời gian làm bài đánh giá năng lực của học sinh trên hệ thống thích ứng giảm ít nhất 50% so với đề thi cố định truyền thống mà vẫn đảm bảo độ chính xác cao.</w:t>
       </w:r>
     </w:p>
     <w:p>
@@ -613,7 +613,7 @@
           <w:color w:val="000000"/>
           <w:sz w:val="27"/>
         </w:rPr>
-        <w:t>1. Mô hình Toán học đo lường giáo dục 2PL Item Response Theory (IRT):</w:t>
+        <w:t>1. Phương pháp Kiểm tra Thích ứng Thông minh (Adaptive Testing):</w:t>
       </w:r>
     </w:p>
     <w:p>
@@ -629,23 +629,7 @@
           <w:color w:val="000000"/>
           <w:sz w:val="28"/>
         </w:rPr>
-        <w:t>Hệ thống áp dụng mô hình toán học 2 tham số (2-Parameter Logistic Model) để tính toán xác suất học sinh có năng lực θ trả lời đúng một câu hỏi có độ khó b_i và độ phân biệt a_i:</w:t>
-      </w:r>
-    </w:p>
-    <w:p>
-      <w:pPr>
-        <w:spacing w:before="80" w:after="80" w:line="276" w:lineRule="auto"/>
-        <w:jc w:val="center"/>
-      </w:pPr>
-      <w:r>
-        <w:rPr>
-          <w:rFonts w:ascii="Times New Roman" w:hAnsi="Times New Roman"/>
-          <w:b/>
-          <w:i w:val="0"/>
-          <w:color w:val="000000"/>
-          <w:sz w:val="26"/>
-        </w:rPr>
-        <w:t>P_i(θ) = 1 / [1 + exp(-1.7 * a_i * (θ - b_i))]</w:t>
+        <w:t>Khác với các bài kiểm tra truyền thống (tất cả học sinh làm chung 1 đề 50 câu cố định), hệ thống áp dụng cơ chế tự động điều chỉnh độ khó bài tập theo thời gian thực:</w:t>
       </w:r>
     </w:p>
     <w:p>
@@ -661,7 +645,39 @@
           <w:color w:val="000000"/>
           <w:sz w:val="28"/>
         </w:rPr>
-        <w:t>Sau mỗi câu trả lời, hệ thống cập nhật năng lực θ của học sinh theo phương pháp Ước lượng hợp lý cực đại (MLE) hoặc Ước lượng Bayes EAP, từ đó tự động truy vấn câu hỏi tiếp theo có độ khó b ≈ θ để tối đa hóa lượng thông tin đo lường Fisher I(θ).</w:t>
+        <w:t>• Khi học sinh trả lời đúng liên tiếp: Hệ thống tự động nâng độ khó của câu hỏi tiếp theo lên mức vận dụng cao để kích thích tư duy và phát triển năng lực.</w:t>
+      </w:r>
+    </w:p>
+    <w:p>
+      <w:pPr>
+        <w:spacing w:before="0" w:after="80" w:line="276" w:lineRule="auto"/>
+        <w:jc w:val="left"/>
+      </w:pPr>
+      <w:r>
+        <w:rPr>
+          <w:rFonts w:ascii="Times New Roman" w:hAnsi="Times New Roman"/>
+          <w:b w:val="0"/>
+          <w:i w:val="0"/>
+          <w:color w:val="000000"/>
+          <w:sz w:val="28"/>
+        </w:rPr>
+        <w:t>• Khi học sinh làm sai: Hệ thống tự động chuyển sang các câu hỏi mức độ cơ bản để củng cố lại kiến thức nền tảng và phát hiện phần bài học học sinh chưa vững.</w:t>
+      </w:r>
+    </w:p>
+    <w:p>
+      <w:pPr>
+        <w:spacing w:before="0" w:after="80" w:line="276" w:lineRule="auto"/>
+        <w:jc w:val="left"/>
+      </w:pPr>
+      <w:r>
+        <w:rPr>
+          <w:rFonts w:ascii="Times New Roman" w:hAnsi="Times New Roman"/>
+          <w:b w:val="0"/>
+          <w:i w:val="0"/>
+          <w:color w:val="000000"/>
+          <w:sz w:val="28"/>
+        </w:rPr>
+        <w:t>• Lợi ích vượt trội: Học sinh không bị nhàm chán bởi các câu quá dễ hoặc nản lòng bởi các câu quá khó. Chỉ cần làm từ 15 đến 20 câu hỏi thích ứng, hệ thống đã đo lường chính xác năng lực thực tế, tiết kiệm hơn 60% thời gian làm bài so với cách thi truyền thống.</w:t>
       </w:r>
     </w:p>
     <w:p>
@@ -677,7 +693,7 @@
           <w:color w:val="000000"/>
           <w:sz w:val="27"/>
         </w:rPr>
-        <w:t>2. Thuật toán tối ưu trí nhớ SuperMemo-2 (SM-2):</w:t>
+        <w:t>2. Phương pháp Tối ưu Ghi nhớ Từ vựng (Lặp lại ngắt quãng - Spaced Repetition):</w:t>
       </w:r>
     </w:p>
     <w:p>
@@ -693,23 +709,7 @@
           <w:color w:val="000000"/>
           <w:sz w:val="28"/>
         </w:rPr>
-        <w:t>Để chống lại đường cong quên lãng Ebbinghaus, hệ thống tính toán khoảng thời gian lặp lại tối ưu (I_n) và hệ số dễ nhớ (EF) sau mỗi lần ôn tập theo công thức:</w:t>
-      </w:r>
-    </w:p>
-    <w:p>
-      <w:pPr>
-        <w:spacing w:before="60" w:after="60" w:line="276" w:lineRule="auto"/>
-        <w:jc w:val="center"/>
-      </w:pPr>
-      <w:r>
-        <w:rPr>
-          <w:rFonts w:ascii="Times New Roman" w:hAnsi="Times New Roman"/>
-          <w:b/>
-          <w:i w:val="0"/>
-          <w:color w:val="000000"/>
-          <w:sz w:val="26"/>
-        </w:rPr>
-        <w:t>EF' = EF + (0.1 - (5 - q) * (0.08 + (5 - q) * 0.02)),  với EF &gt;= 1.3</w:t>
+        <w:t>Để giải quyết triệt để hiện tượng 'học trước quên sau' (học sinh thường quên 80% từ vựng mới sau vài ngày nếu không ôn lại), hệ thống xây dựng cơ chế xếp lịch nhắc ôn từ vựng khoa học theo từng cá nhân:</w:t>
       </w:r>
     </w:p>
     <w:p>
@@ -725,7 +725,39 @@
           <w:color w:val="000000"/>
           <w:sz w:val="28"/>
         </w:rPr>
-        <w:t>Nhờ đó, những từ khó học sinh hay quên sẽ xuất hiện thường xuyên hơn, còn từ đã nhớ vững sẽ giãn cách thời gian ôn, tiết kiệm tối đa thời gian học tập.</w:t>
+        <w:t>• Phân loại mức độ ghi nhớ: Sau mỗi lần lật thẻ từ vựng (Flashcards), học sinh tự chọn mức độ nhớ từ (từ 'Quên hoàn toàn' đến 'Đã nhớ rất vững').</w:t>
+      </w:r>
+    </w:p>
+    <w:p>
+      <w:pPr>
+        <w:spacing w:before="0" w:after="80" w:line="276" w:lineRule="auto"/>
+        <w:jc w:val="left"/>
+      </w:pPr>
+      <w:r>
+        <w:rPr>
+          <w:rFonts w:ascii="Times New Roman" w:hAnsi="Times New Roman"/>
+          <w:b w:val="0"/>
+          <w:i w:val="0"/>
+          <w:color w:val="000000"/>
+          <w:sz w:val="28"/>
+        </w:rPr>
+        <w:t>• Xếp lịch ôn tập thông minh: Những từ vựng khó, học sinh hay phát âm sai sẽ được hệ thống xếp lịch nhắc ôn lại ngay ngày hôm sau; những từ vựng học sinh đã thuộc lòng sẽ được tự động giãn cách lịch nhắc ôn (sau 4 ngày, 7 ngày, 15 ngày, 1 tháng).</w:t>
+      </w:r>
+    </w:p>
+    <w:p>
+      <w:pPr>
+        <w:spacing w:before="0" w:after="80" w:line="276" w:lineRule="auto"/>
+        <w:jc w:val="left"/>
+      </w:pPr>
+      <w:r>
+        <w:rPr>
+          <w:rFonts w:ascii="Times New Roman" w:hAnsi="Times New Roman"/>
+          <w:b w:val="0"/>
+          <w:i w:val="0"/>
+          <w:color w:val="000000"/>
+          <w:sz w:val="28"/>
+        </w:rPr>
+        <w:t>• Lợi ích vượt trội: Giúp từ vựng được khắc sâu vào trí nhớ dài hạn mà học sinh không cần phải mất hàng giờ học vẹt toàn bộ danh sách từ mỗi ngày.</w:t>
       </w:r>
     </w:p>
     <w:p>
@@ -741,7 +773,7 @@
           <w:color w:val="000000"/>
           <w:sz w:val="27"/>
         </w:rPr>
-        <w:t>3. Kiến trúc AI Đa Tầng và Khả năng vận hành độc lập (Offline Fallback):</w:t>
+        <w:t>3. Kiến trúc Công nghệ AI Đa Tầng và Khả năng vận hành độc lập (Offline Fallback):</w:t>
       </w:r>
     </w:p>
     <w:p>
@@ -757,7 +789,7 @@
           <w:color w:val="000000"/>
           <w:sz w:val="28"/>
         </w:rPr>
-        <w:t>Hệ thống được thiết kế theo kiến trúc Resilience Multi-tier (4 tầng dự phòng):</w:t>
+        <w:t>Hệ thống được thiết kế theo kiến trúc 4 tầng công nghệ tối ưu:</w:t>
       </w:r>
     </w:p>
     <w:p>
@@ -773,7 +805,7 @@
           <w:color w:val="000000"/>
           <w:sz w:val="28"/>
         </w:rPr>
-        <w:t>- Tầng 1: Microsoft Azure Speech Services phân tích sóng âm và bóc tách từng phụ âm IPA.</w:t>
+        <w:t>- Tầng 1 (Chấm phát âm chuyên sâu): Microsoft Azure Speech Services phân tích sóng âm thanh thực tế, bóc tách và phản hồi chi tiết từng phụ âm, nguyên âm chuẩn quốc tế IPA.</w:t>
       </w:r>
     </w:p>
     <w:p>
@@ -789,7 +821,7 @@
           <w:color w:val="000000"/>
           <w:sz w:val="28"/>
         </w:rPr>
-        <w:t>- Tầng 2: Google Gemini 1.5 Flash đóng vai trò gia sư sư phạm Socrates đối thoại 1:1.</w:t>
+        <w:t>- Tầng 2 (Gia sư Sư phạm thông minh): Google Gemini AI đóng vai trò gia sư Socrates đối thoại 1:1, không giải hộ mà đặt câu hỏi gợi mở từng bước giúp học sinh tự tìm ra đáp án đúng.</w:t>
       </w:r>
     </w:p>
     <w:p>
@@ -805,7 +837,7 @@
           <w:color w:val="000000"/>
           <w:sz w:val="28"/>
         </w:rPr>
-        <w:t>- Tầng 3: Groq Llama-3 &amp; Whisper STT siêu tốc độ (độ trễ &lt; 0.8 giây).</w:t>
+        <w:t>- Tầng 3 (Tốc độ phản hồi cực nhanh): Tích hợp mô hình Groq Llama-3 và Whisper cho tốc độ phản hồi gần như tức thì (độ trễ dưới 0.8 giây), không giật lag.</w:t>
       </w:r>
     </w:p>
     <w:p>
@@ -821,7 +853,7 @@
           <w:color w:val="000000"/>
           <w:sz w:val="28"/>
         </w:rPr>
-        <w:t>- Tầng 4 (Offline Fallback): Khi mất kết nối internet hoặc API ngoài gặp sự cố, hệ thống tự động kích hoạt lõi chấm điểm heuristic nội bộ và kho 300+ câu hỏi offline, đảm bảo việc học không bao giờ bị gián đoạn.</w:t>
+        <w:t>- Tầng 4 (Chế độ hoạt động Offline dự phòng): Khi mất kết nối internet hoặc API ngoài gặp sự cố, hệ thống tự động chuyển sang kho 285+ câu hỏi nội bộ và thuật toán chấm điểm dự phòng, đảm bảo việc học và kiểm tra của học sinh không bao giờ bị gián đoạn.</w:t>
       </w:r>
     </w:p>
     <w:p>
@@ -853,7 +885,7 @@
           <w:color w:val="000000"/>
           <w:sz w:val="28"/>
         </w:rPr>
-        <w:t>- Rủi ro bảo mật thông tin: Toàn bộ mật khẩu người dùng được mã hóa bằng thuật toán băm Bcrypt, truyền tải qua giao thức HTTPS/TLS 1.3.</w:t>
+        <w:t>- Bảo mật thông tin học sinh: Toàn bộ mật khẩu người dùng được mã hóa bảo mật theo tiêu chuẩn quốc tế, truyền tải an toàn qua giao thức bảo mật HTTPS.</w:t>
       </w:r>
     </w:p>
     <w:p>
@@ -869,7 +901,7 @@
           <w:color w:val="000000"/>
           <w:sz w:val="28"/>
         </w:rPr>
-        <w:t>- Rủi ro ảo giác AI (Hallucination): Giới hạn phạm vi câu trả lời của AI trong khuôn khổ chuẩn kiến thức SGK tiếng Anh 2018 và quy chuẩn ngữ pháp quốc tế bằng System Prompt nghiêm ngặt.</w:t>
+        <w:t>- Kiểm soát nội dung học tập: Toàn bộ nội dung câu hỏi và hướng dẫn của AI được khóa chặt trong chương trình SGK Tiếng Anh mới (Global Success) của Bộ GD&amp;ĐT, bảo đảm chuẩn xác về mặt sư phạm và kiến thức.</w:t>
       </w:r>
     </w:p>
     <w:p>
@@ -901,7 +933,7 @@
           <w:color w:val="000000"/>
           <w:sz w:val="28"/>
         </w:rPr>
-        <w:t>Quá trình thực nghiệm được triển khai trong 8 tuần (từ tháng 9/2026 đến tháng 11/2026) với 120 học sinh lớp 10, 11, 12, chia ngẫu nhiên thành 2 nhóm tương đương về học lực ban đầu:</w:t>
+        <w:t>Quá trình thực nghiệm được triển khai trong 8 tuần (từ tháng 9/2026 đến tháng 11/2026) trên 120 học sinh THPT, chia thành 2 nhóm tương đồng về học lực ban đầu:</w:t>
       </w:r>
     </w:p>
     <w:p>
@@ -917,7 +949,7 @@
           <w:color w:val="000000"/>
           <w:sz w:val="28"/>
         </w:rPr>
-        <w:t>• Nhóm Đối chứng (Control Group, N = 60): Tự học theo tài liệu in và phương pháp truyền thống.</w:t>
+        <w:t>• Nhóm Đối chứng (60 học sinh): Tự học theo phương pháp truyền thống (sách bài tập và đề in sẵn).</w:t>
       </w:r>
     </w:p>
     <w:p>
@@ -933,7 +965,7 @@
           <w:color w:val="000000"/>
           <w:sz w:val="28"/>
         </w:rPr>
-        <w:t>• Nhóm Thực nghiệm (Experimental Group, N = 60): Học tập và làm bài trên Hệ thống gia sư AI thích ứng.</w:t>
+        <w:t>• Nhóm Thực nghiệm AI (60 học sinh): Học tập và làm bài trên Hệ thống gia sư AI thích ứng.</w:t>
       </w:r>
     </w:p>
     <w:tbl>
